--- a/downloads/handouts/Unit 03/Handout 03.15 - Fair Share Chart and Tradition Card.docx
+++ b/downloads/handouts/Unit 03/Handout 03.15 - Fair Share Chart and Tradition Card.docx
@@ -391,7 +391,7 @@
         <w:pStyle w:val="BodyText"/>
       </w:pPr>
       <w:r>
-        <w:t xml:space="preserve">Words in other languages:</w:t>
+        <w:t xml:space="preserve">Words in Spanish:</w:t>
       </w:r>
     </w:p>
     <w:tbl>
@@ -401,10 +401,8 @@
         <w:tblLook w:firstRow="1"/>
       </w:tblPr>
       <w:tblGrid>
-        <w:gridCol w:w="2340"/>
-        <w:gridCol w:w="2340"/>
-        <w:gridCol w:w="2340"/>
-        <w:gridCol w:w="2340"/>
+        <w:gridCol w:w="4680"/>
+        <w:gridCol w:w="4680"/>
       </w:tblGrid>
       <w:tr>
         <w:trPr>
@@ -412,7 +410,7 @@
         </w:trPr>
         <w:tc>
           <w:tcPr>
-            <w:tcW w:type="dxa" w:w="2340"/>
+            <w:tcW w:type="dxa" w:w="4680"/>
             <w:tcBorders>
               <w:bottom w:val="single"/>
             </w:tcBorders>
@@ -430,7 +428,7 @@
         </w:tc>
         <w:tc>
           <w:tcPr>
-            <w:tcW w:type="dxa" w:w="2340"/>
+            <w:tcW w:type="dxa" w:w="4680"/>
             <w:tcBorders>
               <w:bottom w:val="single"/>
             </w:tcBorders>
@@ -442,42 +440,6 @@
               <w:jc w:val="left"/>
             </w:pPr>
             <w:r>
-              <w:t xml:space="preserve">Turkish</w:t>
-            </w:r>
-          </w:p>
-        </w:tc>
-        <w:tc>
-          <w:tcPr>
-            <w:tcW w:type="dxa" w:w="2340"/>
-            <w:tcBorders>
-              <w:bottom w:val="single"/>
-            </w:tcBorders>
-            <w:vAlign w:val="bottom"/>
-          </w:tcPr>
-          <w:p>
-            <w:pPr>
-              <w:pStyle w:val="Compact"/>
-              <w:jc w:val="left"/>
-            </w:pPr>
-            <w:r>
-              <w:t xml:space="preserve">Portuguese</w:t>
-            </w:r>
-          </w:p>
-        </w:tc>
-        <w:tc>
-          <w:tcPr>
-            <w:tcW w:type="dxa" w:w="2340"/>
-            <w:tcBorders>
-              <w:bottom w:val="single"/>
-            </w:tcBorders>
-            <w:vAlign w:val="bottom"/>
-          </w:tcPr>
-          <w:p>
-            <w:pPr>
-              <w:pStyle w:val="Compact"/>
-              <w:jc w:val="left"/>
-            </w:pPr>
-            <w:r>
               <w:t xml:space="preserve">Spanish</w:t>
             </w:r>
           </w:p>
@@ -486,7 +448,7 @@
       <w:tr>
         <w:tc>
           <w:tcPr>
-            <w:tcW w:type="dxa" w:w="2340"/>
+            <w:tcW w:type="dxa" w:w="4680"/>
           </w:tcPr>
           <w:p>
             <w:pPr>
@@ -500,35 +462,7 @@
         </w:tc>
         <w:tc>
           <w:tcPr>
-            <w:tcW w:type="dxa" w:w="2340"/>
-          </w:tcPr>
-          <w:p>
-            <w:pPr>
-              <w:pStyle w:val="Compact"/>
-              <w:jc w:val="left"/>
-            </w:pPr>
-            <w:r>
-              <w:t xml:space="preserve">ev işi</w:t>
-            </w:r>
-          </w:p>
-        </w:tc>
-        <w:tc>
-          <w:tcPr>
-            <w:tcW w:type="dxa" w:w="2340"/>
-          </w:tcPr>
-          <w:p>
-            <w:pPr>
-              <w:pStyle w:val="Compact"/>
-              <w:jc w:val="left"/>
-            </w:pPr>
-            <w:r>
-              <w:t xml:space="preserve">tarefa doméstica</w:t>
-            </w:r>
-          </w:p>
-        </w:tc>
-        <w:tc>
-          <w:tcPr>
-            <w:tcW w:type="dxa" w:w="2340"/>
+            <w:tcW w:type="dxa" w:w="4680"/>
           </w:tcPr>
           <w:p>
             <w:pPr>
@@ -544,7 +478,7 @@
       <w:tr>
         <w:tc>
           <w:tcPr>
-            <w:tcW w:type="dxa" w:w="2340"/>
+            <w:tcW w:type="dxa" w:w="4680"/>
           </w:tcPr>
           <w:p>
             <w:pPr>
@@ -558,21 +492,7 @@
         </w:tc>
         <w:tc>
           <w:tcPr>
-            <w:tcW w:type="dxa" w:w="2340"/>
-          </w:tcPr>
-          <w:p>
-            <w:pPr>
-              <w:pStyle w:val="Compact"/>
-              <w:jc w:val="left"/>
-            </w:pPr>
-            <w:r>
-              <w:t xml:space="preserve">adil</w:t>
-            </w:r>
-          </w:p>
-        </w:tc>
-        <w:tc>
-          <w:tcPr>
-            <w:tcW w:type="dxa" w:w="2340"/>
+            <w:tcW w:type="dxa" w:w="4680"/>
           </w:tcPr>
           <w:p>
             <w:pPr>
@@ -584,25 +504,11 @@
             </w:r>
           </w:p>
         </w:tc>
-        <w:tc>
-          <w:tcPr>
-            <w:tcW w:type="dxa" w:w="2340"/>
-          </w:tcPr>
-          <w:p>
-            <w:pPr>
-              <w:pStyle w:val="Compact"/>
-              <w:jc w:val="left"/>
-            </w:pPr>
-            <w:r>
-              <w:t xml:space="preserve">justo</w:t>
-            </w:r>
-          </w:p>
-        </w:tc>
-      </w:tr>
-      <w:tr>
-        <w:tc>
-          <w:tcPr>
-            <w:tcW w:type="dxa" w:w="2340"/>
+      </w:tr>
+      <w:tr>
+        <w:tc>
+          <w:tcPr>
+            <w:tcW w:type="dxa" w:w="4680"/>
           </w:tcPr>
           <w:p>
             <w:pPr>
@@ -616,21 +522,7 @@
         </w:tc>
         <w:tc>
           <w:tcPr>
-            <w:tcW w:type="dxa" w:w="2340"/>
-          </w:tcPr>
-          <w:p>
-            <w:pPr>
-              <w:pStyle w:val="Compact"/>
-              <w:jc w:val="left"/>
-            </w:pPr>
-            <w:r>
-              <w:t xml:space="preserve">eşit</w:t>
-            </w:r>
-          </w:p>
-        </w:tc>
-        <w:tc>
-          <w:tcPr>
-            <w:tcW w:type="dxa" w:w="2340"/>
+            <w:tcW w:type="dxa" w:w="4680"/>
           </w:tcPr>
           <w:p>
             <w:pPr>
@@ -642,25 +534,11 @@
             </w:r>
           </w:p>
         </w:tc>
-        <w:tc>
-          <w:tcPr>
-            <w:tcW w:type="dxa" w:w="2340"/>
-          </w:tcPr>
-          <w:p>
-            <w:pPr>
-              <w:pStyle w:val="Compact"/>
-              <w:jc w:val="left"/>
-            </w:pPr>
-            <w:r>
-              <w:t xml:space="preserve">igual</w:t>
-            </w:r>
-          </w:p>
-        </w:tc>
-      </w:tr>
-      <w:tr>
-        <w:tc>
-          <w:tcPr>
-            <w:tcW w:type="dxa" w:w="2340"/>
+      </w:tr>
+      <w:tr>
+        <w:tc>
+          <w:tcPr>
+            <w:tcW w:type="dxa" w:w="4680"/>
           </w:tcPr>
           <w:p>
             <w:pPr>
@@ -674,35 +552,7 @@
         </w:tc>
         <w:tc>
           <w:tcPr>
-            <w:tcW w:type="dxa" w:w="2340"/>
-          </w:tcPr>
-          <w:p>
-            <w:pPr>
-              <w:pStyle w:val="Compact"/>
-              <w:jc w:val="left"/>
-            </w:pPr>
-            <w:r>
-              <w:t xml:space="preserve">gelenek</w:t>
-            </w:r>
-          </w:p>
-        </w:tc>
-        <w:tc>
-          <w:tcPr>
-            <w:tcW w:type="dxa" w:w="2340"/>
-          </w:tcPr>
-          <w:p>
-            <w:pPr>
-              <w:pStyle w:val="Compact"/>
-              <w:jc w:val="left"/>
-            </w:pPr>
-            <w:r>
-              <w:t xml:space="preserve">tradição</w:t>
-            </w:r>
-          </w:p>
-        </w:tc>
-        <w:tc>
-          <w:tcPr>
-            <w:tcW w:type="dxa" w:w="2340"/>
+            <w:tcW w:type="dxa" w:w="4680"/>
           </w:tcPr>
           <w:p>
             <w:pPr>
@@ -718,7 +568,7 @@
       <w:tr>
         <w:tc>
           <w:tcPr>
-            <w:tcW w:type="dxa" w:w="2340"/>
+            <w:tcW w:type="dxa" w:w="4680"/>
           </w:tcPr>
           <w:p>
             <w:pPr>
@@ -732,35 +582,7 @@
         </w:tc>
         <w:tc>
           <w:tcPr>
-            <w:tcW w:type="dxa" w:w="2340"/>
-          </w:tcPr>
-          <w:p>
-            <w:pPr>
-              <w:pStyle w:val="Compact"/>
-              <w:jc w:val="left"/>
-            </w:pPr>
-            <w:r>
-              <w:t xml:space="preserve">kültür</w:t>
-            </w:r>
-          </w:p>
-        </w:tc>
-        <w:tc>
-          <w:tcPr>
-            <w:tcW w:type="dxa" w:w="2340"/>
-          </w:tcPr>
-          <w:p>
-            <w:pPr>
-              <w:pStyle w:val="Compact"/>
-              <w:jc w:val="left"/>
-            </w:pPr>
-            <w:r>
-              <w:t xml:space="preserve">cultura</w:t>
-            </w:r>
-          </w:p>
-        </w:tc>
-        <w:tc>
-          <w:tcPr>
-            <w:tcW w:type="dxa" w:w="2340"/>
+            <w:tcW w:type="dxa" w:w="4680"/>
           </w:tcPr>
           <w:p>
             <w:pPr>
@@ -2206,7 +2028,7 @@
     </w:rPrDefault>
     <w:pPrDefault>
       <w:pPr>
-        <w:spacing w:after="200"/>
+        <w:spacing w:line="300" w:lineRule="auto" w:after="200"/>
       </w:pPr>
     </w:pPrDefault>
   </w:docDefaults>

--- a/downloads/handouts/Unit 03/Handout 03.15 - Fair Share Chart and Tradition Card.docx
+++ b/downloads/handouts/Unit 03/Handout 03.15 - Fair Share Chart and Tradition Card.docx
@@ -34,7 +34,7 @@
         <w:t xml:space="preserve"> </w:t>
       </w:r>
       <w:r>
-        <w:t xml:space="preserve">Part 1 is the list of jobs a home needs; sort your do now list into it. Part 2 is your fictional family card (the teacher tells your group which one). Part 3 is the fair-share chart: every job gets a name, and every assignment that is not equal gets a</w:t>
+        <w:t xml:space="preserve">Part 1 is the list of jobs a home needs. Check your do now list against it. Part 2 is your made-up family card. The teacher tells your group which one to use. Part 3 is the fair-share chart. Every job gets a name. Every job that is not split equally gets a</w:t>
       </w:r>
       <w:r>
         <w:t xml:space="preserve"> </w:t>
@@ -52,7 +52,7 @@
         <w:t xml:space="preserve"> </w:t>
       </w:r>
       <w:r>
-        <w:t xml:space="preserve">Part 4 is the tradition card, by choice. The exit card is at the bottom. The family on your card is fictional. Nobody is asked what chores they do at home.</w:t>
+        <w:t xml:space="preserve">Part 4 is the tradition card. It is by choice. The exit card is at the bottom. The family on your card is made up. Nobody is asked what chores they do at home.</w:t>
       </w:r>
     </w:p>
     <w:p>
@@ -687,7 +687,7 @@
         <w:pStyle w:val="FirstParagraph"/>
       </w:pPr>
       <w:r>
-        <w:t xml:space="preserve">Every job on the list gets a name. Nobody under 6 gets a job that is not</w:t>
+        <w:t xml:space="preserve">Every job on the list gets a name from your family card. A child under 6 can only get</w:t>
       </w:r>
       <w:r>
         <w:t xml:space="preserve"> </w:t>
@@ -723,7 +723,7 @@
         <w:t xml:space="preserve"> </w:t>
       </w:r>
       <w:r>
-        <w:t xml:space="preserve">Nobody gets more than their hours allow. Any assignment that is not equal gets a</w:t>
+        <w:t xml:space="preserve">Nobody gets more jobs than their free hours allow. If a job is not split equally, write a</w:t>
       </w:r>
       <w:r>
         <w:t xml:space="preserve"> </w:t>
@@ -741,7 +741,7 @@
         <w:t xml:space="preserve"> </w:t>
       </w:r>
       <w:r>
-        <w:t xml:space="preserve">from the card (hours, age, ability).</w:t>
+        <w:t xml:space="preserve">from the card (hours, age, or ability).</w:t>
       </w:r>
     </w:p>
     <w:tbl>
@@ -1639,7 +1639,7 @@
         <w:pStyle w:val="FirstParagraph"/>
       </w:pPr>
       <w:r>
-        <w:t xml:space="preserve">A family teaches culture without a lesson plan: the food on the table, the language at home, what happens on a holiday, how you greet an elder, what the family does on a Sunday. A tradition is one of the ways a family does</w:t>
+        <w:t xml:space="preserve">Culture is the way a group of people lives. A family teaches culture without a lesson plan. It shows in the food on the table, the language at home, what happens on a holiday, how you greet an elder, and what the family does on a Sunday. A tradition is something a family does the same way, again and again. It is one of the ways a family does</w:t>
       </w:r>
       <w:r>
         <w:t xml:space="preserve"> </w:t>
@@ -1659,7 +1659,7 @@
         <w:pStyle w:val="BodyText"/>
       </w:pPr>
       <w:r>
-        <w:t xml:space="preserve">One tradition from a show, a book, or a fictional family: ________________________________________________</w:t>
+        <w:t xml:space="preserve">One tradition from a show, a book, or a made-up family: ________________________________________________</w:t>
       </w:r>
     </w:p>
     <w:p>
@@ -1677,7 +1677,7 @@
         <w:pStyle w:val="FirstParagraph"/>
       </w:pPr>
       <w:r>
-        <w:t xml:space="preserve">Cut this out or copy it onto an index card. You may write a tradition from your own family, from a family you have seen, or one you would like to start. Nobody reads it aloud unless they want to. Name is optional. It goes on the unit wall and joins the Family Showcase in Lesson 3.18.</w:t>
+        <w:t xml:space="preserve">Cut this out or copy it onto an index card. You may write a tradition from your own family, from a family you have seen, or one you would like to start. Nobody reads it aloud unless they want to. Your name is optional. The card goes on the unit wall and joins the Family Showcase in Lesson 3.18.</w:t>
       </w:r>
     </w:p>
     <w:tbl>
@@ -1824,7 +1824,7 @@
         <w:pStyle w:val="BodyText"/>
       </w:pPr>
       <w:r>
-        <w:t xml:space="preserve">1 tradition (from any family, real or fictional) and whether I would keep, change, or pass it on: ______________________</w:t>
+        <w:t xml:space="preserve">1 tradition (from any family, real or made up) and whether I would keep, change, or pass it on: ______________________</w:t>
       </w:r>
     </w:p>
     <w:sectPr>
@@ -2028,7 +2028,7 @@
     </w:rPrDefault>
     <w:pPrDefault>
       <w:pPr>
-        <w:spacing w:line="300" w:lineRule="auto" w:after="200"/>
+        <w:spacing w:after="200"/>
       </w:pPr>
     </w:pPrDefault>
   </w:docDefaults>
